--- a/water-erp/apps/api/模板文件/邀请招标公告模板.docx
+++ b/water-erp/apps/api/模板文件/邀请招标公告模板.docx
@@ -122,7 +122,7 @@
           <w:szCs w:val="32"/>
           <w:lang w:eastAsia="zh-CN"/>
         </w:rPr>
-        <w:t>四川水发勘测设计研究有限公司</w:t>
+        <w:t>{{采购人名称}}</w:t>
       </w:r>
       <w:r>
         <w:rPr>
@@ -258,7 +258,7 @@
           <w:szCs w:val="32"/>
           <w:lang w:eastAsia="zh-CN"/>
         </w:rPr>
-        <w:t>人：四川水发勘测设计研究有限公司</w:t>
+        <w:t>人：{{采购人名称}}</w:t>
       </w:r>
     </w:p>
     <w:p>
@@ -1050,7 +1050,7 @@
           <w:szCs w:val="32"/>
           <w:lang w:eastAsia="zh-CN"/>
         </w:rPr>
-        <w:t>采购人：四川水发勘测设计研究有限公司</w:t>
+        <w:t>采购人：{{采购人名称}}</w:t>
       </w:r>
     </w:p>
     <w:p>
@@ -1260,7 +1260,7 @@
           <w:szCs w:val="32"/>
           <w:lang w:eastAsia="zh-CN"/>
         </w:rPr>
-        <w:t>监督部门：四川水发勘测设计研究有限公司纪检监察部</w:t>
+        <w:t>监督部门：{{监督部门}}</w:t>
       </w:r>
     </w:p>
     <w:p>
@@ -1293,25 +1293,25 @@
           <w:szCs w:val="32"/>
           <w:lang w:eastAsia="zh-CN"/>
         </w:rPr>
-        <w:t>四川省成都市双流区红莲街三段</w:t>
-      </w:r>
-      <w:r>
-        <w:rPr>
-          <w:rFonts w:ascii="Times New Roman" w:eastAsia="仿宋" w:hAnsi="Times New Roman" w:cs="Times New Roman"/>
-          <w:sz w:val="32"/>
-          <w:szCs w:val="32"/>
-          <w:lang w:eastAsia="zh-CN"/>
-        </w:rPr>
-        <w:t>383</w:t>
-      </w:r>
-      <w:r>
-        <w:rPr>
-          <w:rFonts w:ascii="Times New Roman" w:eastAsia="仿宋" w:hAnsi="Times New Roman" w:cs="Times New Roman"/>
-          <w:sz w:val="32"/>
-          <w:szCs w:val="32"/>
-          <w:lang w:eastAsia="zh-CN"/>
-        </w:rPr>
-        <w:t>号四川水发集团</w:t>
+        <w:t>{{监督地址}}</w:t>
+      </w:r>
+      <w:r>
+        <w:rPr>
+          <w:rFonts w:ascii="Times New Roman" w:eastAsia="仿宋" w:hAnsi="Times New Roman" w:cs="Times New Roman"/>
+          <w:sz w:val="32"/>
+          <w:szCs w:val="32"/>
+          <w:lang w:eastAsia="zh-CN"/>
+        </w:rPr>
+        <w:t/>
+      </w:r>
+      <w:r>
+        <w:rPr>
+          <w:rFonts w:ascii="Times New Roman" w:eastAsia="仿宋" w:hAnsi="Times New Roman" w:cs="Times New Roman"/>
+          <w:sz w:val="32"/>
+          <w:szCs w:val="32"/>
+          <w:lang w:eastAsia="zh-CN"/>
+        </w:rPr>
+        <w:t/>
       </w:r>
       <w:r>
         <w:rPr>
@@ -1320,7 +1320,7 @@
           <w:szCs w:val="31"/>
           <w:lang w:eastAsia="zh-CN"/>
         </w:rPr>
-        <w:t>B</w:t>
+        <w:t/>
       </w:r>
       <w:r>
         <w:rPr>
@@ -1329,7 +1329,7 @@
           <w:szCs w:val="31"/>
           <w:lang w:eastAsia="zh-CN"/>
         </w:rPr>
-        <w:t>座</w:t>
+        <w:t/>
       </w:r>
       <w:r>
         <w:rPr>
@@ -1338,7 +1338,7 @@
           <w:szCs w:val="31"/>
           <w:lang w:eastAsia="zh-CN"/>
         </w:rPr>
-        <w:t>9</w:t>
+        <w:t/>
       </w:r>
       <w:r>
         <w:rPr>
@@ -1347,7 +1347,7 @@
           <w:szCs w:val="31"/>
           <w:lang w:eastAsia="zh-CN"/>
         </w:rPr>
-        <w:t>楼</w:t>
+        <w:t/>
       </w:r>
     </w:p>
     <w:p>
@@ -1371,7 +1371,7 @@
           <w:szCs w:val="32"/>
           <w:lang w:eastAsia="zh-CN"/>
         </w:rPr>
-        <w:t>联系人：王先生、徐先生</w:t>
+        <w:t>联系人：{{监督人}}</w:t>
       </w:r>
     </w:p>
     <w:p>
@@ -1405,7 +1405,7 @@
           <w:szCs w:val="32"/>
           <w:lang w:eastAsia="zh-CN"/>
         </w:rPr>
-        <w:t>028-81753276</w:t>
+        <w:t>{{监督电话}}</w:t>
       </w:r>
     </w:p>
     <w:p>
@@ -1474,7 +1474,7 @@
           <w:sz w:val="32"/>
           <w:szCs w:val="32"/>
         </w:rPr>
-        <w:t>四川水发勘测设计研究有限公司</w:t>
+        <w:t>{{采购人名称}}</w:t>
       </w:r>
     </w:p>
     <w:p>
